--- a/Resume/Resume-Current.docx
+++ b/Resume/Resume-Current.docx
@@ -514,15 +514,7 @@
           <w:w w:val="105"/>
           <w:sz w:val="20"/>
         </w:rPr>
-        <w:t xml:space="preserve"> </w:t>
-      </w:r>
-      <w:r>
-        <w:rPr>
-          <w:color w:val="010101"/>
-          <w:w w:val="105"/>
-          <w:sz w:val="20"/>
-        </w:rPr>
-        <w:t>for</w:t>
+        <w:t xml:space="preserve"> for</w:t>
       </w:r>
       <w:r>
         <w:rPr>
@@ -582,16 +574,7 @@
           <w:w w:val="105"/>
           <w:sz w:val="20"/>
         </w:rPr>
-        <w:t>(VA)</w:t>
-      </w:r>
-      <w:r>
-        <w:rPr>
-          <w:b/>
-          <w:color w:val="010101"/>
-          <w:w w:val="105"/>
-          <w:sz w:val="20"/>
-        </w:rPr>
-        <w:t xml:space="preserve"> </w:t>
+        <w:t xml:space="preserve">(VA) </w:t>
       </w:r>
       <w:r>
         <w:rPr>
@@ -1220,15 +1203,7 @@
           <w:w w:val="105"/>
           <w:sz w:val="20"/>
         </w:rPr>
-        <w:t xml:space="preserve">Designed workflows and documented user stories on Jira </w:t>
-      </w:r>
-      <w:r>
-        <w:rPr>
-          <w:color w:val="010101"/>
-          <w:w w:val="105"/>
-          <w:sz w:val="20"/>
-        </w:rPr>
-        <w:t>that enhanced the overall user experience of existing clients.</w:t>
+        <w:t>Designed workflows and documented user stories on Jira that enhanced the overall user experience of existing clients.</w:t>
       </w:r>
     </w:p>
     <w:p>
@@ -3606,17 +3581,7 @@
           <w:sz w:val="20"/>
           <w:szCs w:val="20"/>
         </w:rPr>
-        <w:t>Claude AI</w:t>
-      </w:r>
-      <w:r>
-        <w:rPr>
-          <w:color w:val="010101"/>
-          <w:spacing w:val="-2"/>
-          <w:w w:val="105"/>
-          <w:sz w:val="20"/>
-          <w:szCs w:val="20"/>
-        </w:rPr>
-        <w:t xml:space="preserve"> </w:t>
+        <w:t xml:space="preserve">Claude AI </w:t>
       </w:r>
     </w:p>
     <w:p>
@@ -3656,6 +3621,92 @@
         <w:t>PowerPlatform</w:t>
       </w:r>
       <w:proofErr w:type="spellEnd"/>
+    </w:p>
+    <w:p>
+      <w:pPr>
+        <w:pStyle w:val="ListParagraph"/>
+        <w:ind w:left="834" w:firstLine="0"/>
+        <w:rPr>
+          <w:b/>
+          <w:color w:val="010101"/>
+          <w:spacing w:val="-2"/>
+          <w:sz w:val="18"/>
+          <w:szCs w:val="16"/>
+        </w:rPr>
+      </w:pPr>
+    </w:p>
+    <w:p>
+      <w:pPr>
+        <w:rPr>
+          <w:b/>
+          <w:color w:val="010101"/>
+          <w:spacing w:val="-2"/>
+          <w:sz w:val="18"/>
+          <w:szCs w:val="16"/>
+        </w:rPr>
+      </w:pPr>
+      <w:r>
+        <w:rPr>
+          <w:b/>
+          <w:color w:val="010101"/>
+          <w:spacing w:val="-2"/>
+          <w:sz w:val="18"/>
+          <w:szCs w:val="16"/>
+        </w:rPr>
+        <w:t>Languages</w:t>
+      </w:r>
+    </w:p>
+    <w:p>
+      <w:pPr>
+        <w:pStyle w:val="ListParagraph"/>
+        <w:numPr>
+          <w:ilvl w:val="0"/>
+          <w:numId w:val="3"/>
+        </w:numPr>
+        <w:rPr>
+          <w:bCs/>
+          <w:color w:val="010101"/>
+          <w:spacing w:val="-2"/>
+          <w:sz w:val="18"/>
+          <w:szCs w:val="16"/>
+        </w:rPr>
+      </w:pPr>
+      <w:r>
+        <w:rPr>
+          <w:bCs/>
+          <w:color w:val="010101"/>
+          <w:spacing w:val="-2"/>
+          <w:sz w:val="18"/>
+          <w:szCs w:val="16"/>
+        </w:rPr>
+        <w:t>English (Fluent)</w:t>
+      </w:r>
+    </w:p>
+    <w:p>
+      <w:pPr>
+        <w:pStyle w:val="ListParagraph"/>
+        <w:numPr>
+          <w:ilvl w:val="0"/>
+          <w:numId w:val="3"/>
+        </w:numPr>
+        <w:rPr>
+          <w:bCs/>
+          <w:color w:val="010101"/>
+          <w:spacing w:val="-2"/>
+          <w:sz w:val="18"/>
+          <w:szCs w:val="16"/>
+        </w:rPr>
+      </w:pPr>
+      <w:r>
+        <w:rPr>
+          <w:bCs/>
+          <w:color w:val="010101"/>
+          <w:spacing w:val="-2"/>
+          <w:sz w:val="18"/>
+          <w:szCs w:val="16"/>
+        </w:rPr>
+        <w:t>Spanish (Fluent)</w:t>
+      </w:r>
     </w:p>
     <w:sectPr>
       <w:type w:val="continuous"/>
@@ -4623,6 +4674,7 @@
   <w:style w:type="character" w:default="1" w:styleId="DefaultParagraphFont">
     <w:name w:val="Default Paragraph Font"/>
     <w:uiPriority w:val="1"/>
+    <w:semiHidden/>
     <w:unhideWhenUsed/>
   </w:style>
   <w:style w:type="table" w:default="1" w:styleId="TableNormal">

--- a/Resume/Resume-Current.docx
+++ b/Resume/Resume-Current.docx
@@ -1690,7 +1690,6 @@
         </w:rPr>
         <w:t xml:space="preserve">release phases of a </w:t>
       </w:r>
-      <w:proofErr w:type="spellStart"/>
       <w:r>
         <w:rPr>
           <w:color w:val="010101"/>
@@ -1699,7 +1698,6 @@
         </w:rPr>
         <w:t>PowerApp</w:t>
       </w:r>
-      <w:proofErr w:type="spellEnd"/>
       <w:r>
         <w:rPr>
           <w:color w:val="010101"/>
@@ -3297,6 +3295,32 @@
     <w:p>
       <w:pPr>
         <w:pStyle w:val="ListParagraph"/>
+        <w:numPr>
+          <w:ilvl w:val="0"/>
+          <w:numId w:val="3"/>
+        </w:numPr>
+        <w:rPr>
+          <w:bCs/>
+          <w:color w:val="010101"/>
+          <w:spacing w:val="-2"/>
+          <w:sz w:val="20"/>
+          <w:szCs w:val="18"/>
+        </w:rPr>
+      </w:pPr>
+      <w:r>
+        <w:rPr>
+          <w:bCs/>
+          <w:color w:val="010101"/>
+          <w:spacing w:val="-2"/>
+          <w:sz w:val="20"/>
+          <w:szCs w:val="18"/>
+        </w:rPr>
+        <w:t>Responsive Design</w:t>
+      </w:r>
+    </w:p>
+    <w:p>
+      <w:pPr>
+        <w:pStyle w:val="ListParagraph"/>
         <w:ind w:left="834" w:firstLine="0"/>
         <w:rPr>
           <w:bCs/>
@@ -3517,20 +3541,8 @@
           <w:sz w:val="20"/>
           <w:szCs w:val="20"/>
         </w:rPr>
-        <w:t xml:space="preserve">Git &amp; </w:t>
-      </w:r>
-      <w:proofErr w:type="spellStart"/>
-      <w:r>
-        <w:rPr>
-          <w:color w:val="010101"/>
-          <w:spacing w:val="-2"/>
-          <w:w w:val="105"/>
-          <w:sz w:val="20"/>
-          <w:szCs w:val="20"/>
-        </w:rPr>
-        <w:t>Github</w:t>
-      </w:r>
-      <w:proofErr w:type="spellEnd"/>
+        <w:t>Git &amp; Github</w:t>
+      </w:r>
     </w:p>
     <w:p>
       <w:pPr>
@@ -3607,20 +3619,8 @@
           <w:sz w:val="20"/>
           <w:szCs w:val="20"/>
         </w:rPr>
-        <w:t xml:space="preserve">Microsoft </w:t>
-      </w:r>
-      <w:proofErr w:type="spellStart"/>
-      <w:r>
-        <w:rPr>
-          <w:color w:val="010101"/>
-          <w:spacing w:val="-2"/>
-          <w:w w:val="105"/>
-          <w:sz w:val="20"/>
-          <w:szCs w:val="20"/>
-        </w:rPr>
-        <w:t>PowerPlatform</w:t>
-      </w:r>
-      <w:proofErr w:type="spellEnd"/>
+        <w:t>Microsoft PowerPlatform</w:t>
+      </w:r>
     </w:p>
     <w:p>
       <w:pPr>
